--- a/eng/docx/014.content.docx
+++ b/eng/docx/014.content.docx
@@ -336,18 +336,12 @@
         </w:rPr>
         <w:t xml:space="preserve">οὐ ξαίνουσιν οὐδὲ νήθουσιν οὐδὲ κοπιῶσιν ‘they do not comb wool, spin, or work hard’ </w:t>
       </w:r>
-      <w:hyperlink r:id="rId15">
-        <w:r>
-          <w:rPr>
-            <w:lang w:val="en_US" w:bidi="en_US"/>
-          </w:rPr>
-          <w:rPr>
-            <w:color w:val="0000EE"/>
-            <w:u w:val="single"/>
-          </w:rPr>
-          <w:t>MAT 6:28</w:t>
-        </w:r>
-      </w:hyperlink>
+      <w:r>
+        <w:rPr>
+          <w:lang w:val="en_US" w:bidi="en_US"/>
+        </w:rPr>
+        <w:t>MAT 6:28</w:t>
+      </w:r>
       <w:r>
         <w:rPr>
           <w:lang w:val="en_US" w:bidi="en_US"/>
@@ -362,18 +356,12 @@
           <w:lang w:val="en_US" w:bidi="en_US"/>
         </w:rPr>
       </w:r>
-      <w:hyperlink r:id="rId15">
-        <w:r>
-          <w:rPr>
-            <w:lang w:val="en_US" w:bidi="en_US"/>
-          </w:rPr>
-          <w:rPr>
-            <w:color w:val="0000EE"/>
-            <w:u w:val="single"/>
-          </w:rPr>
-          <w:t>MAT 6:28</w:t>
-        </w:r>
-      </w:hyperlink>
+      <w:r>
+        <w:rPr>
+          <w:lang w:val="en_US" w:bidi="en_US"/>
+        </w:rPr>
+        <w:t>MAT 6:28</w:t>
+      </w:r>
     </w:p>
     <w:p>
       <w:pPr/>
@@ -395,18 +383,12 @@
         </w:rPr>
         <w:t xml:space="preserve"> In </w:t>
       </w:r>
-      <w:hyperlink r:id="rId15">
-        <w:r>
-          <w:rPr>
-            <w:lang w:val="en_US" w:bidi="en_US"/>
-          </w:rPr>
-          <w:rPr>
-            <w:color w:val="0000EE"/>
-            <w:u w:val="single"/>
-          </w:rPr>
-          <w:t>MAT 6:28</w:t>
-        </w:r>
-      </w:hyperlink>
+      <w:r>
+        <w:rPr>
+          <w:lang w:val="en_US" w:bidi="en_US"/>
+        </w:rPr>
+        <w:t>MAT 6:28</w:t>
+      </w:r>
       <w:r>
         <w:rPr>
           <w:lang w:val="en_US" w:bidi="en_US"/>
@@ -630,18 +612,12 @@
           <w:lang w:val="en_US" w:bidi="en_US"/>
         </w:rPr>
       </w:r>
-      <w:hyperlink r:id="rId16">
-        <w:r>
-          <w:rPr>
-            <w:lang w:val="en_US" w:bidi="en_US"/>
-          </w:rPr>
-          <w:rPr>
-            <w:color w:val="0000EE"/>
-            <w:u w:val="single"/>
-          </w:rPr>
-          <w:t>ACT 28:23</w:t>
-        </w:r>
-      </w:hyperlink>
+      <w:r>
+        <w:rPr>
+          <w:lang w:val="en_US" w:bidi="en_US"/>
+        </w:rPr>
+        <w:t>ACT 28:23</w:t>
+      </w:r>
       <w:r>
         <w:rPr>
           <w:vertAlign w:val="superscript"/>
@@ -655,18 +631,12 @@
         </w:rPr>
         <w:t xml:space="preserve"> · </w:t>
       </w:r>
-      <w:hyperlink r:id="rId17">
-        <w:r>
-          <w:rPr>
-            <w:lang w:val="en_US" w:bidi="en_US"/>
-          </w:rPr>
-          <w:rPr>
-            <w:color w:val="0000EE"/>
-            <w:u w:val="single"/>
-          </w:rPr>
-          <w:t>PHM 1:22</w:t>
-        </w:r>
-      </w:hyperlink>
+      <w:r>
+        <w:rPr>
+          <w:lang w:val="en_US" w:bidi="en_US"/>
+        </w:rPr>
+        <w:t>PHM 1:22</w:t>
+      </w:r>
       <w:r>
         <w:rPr>
           <w:vertAlign w:val="superscript"/>
@@ -757,25 +727,19 @@
         </w:rPr>
         <w:t xml:space="preserve">For another interpretation of ξενία in </w:t>
       </w:r>
-      <w:hyperlink r:id="rId17">
-        <w:r>
-          <w:rPr>
-            <w:lang w:val="en_US" w:bidi="en_US"/>
-          </w:rPr>
-          <w:rPr>
-            <w:color w:val="0000EE"/>
-            <w:u w:val="single"/>
-          </w:rPr>
-          <w:t>PHM 1:22</w:t>
-        </w:r>
-      </w:hyperlink>
+      <w:r>
+        <w:rPr>
+          <w:lang w:val="en_US" w:bidi="en_US"/>
+        </w:rPr>
+        <w:t>PHM 1:22</w:t>
+      </w:r>
       <w:r>
         <w:rPr>
           <w:lang w:val="en_US" w:bidi="en_US"/>
         </w:rPr>
         <w:t xml:space="preserve">, see </w:t>
       </w:r>
-      <w:hyperlink r:id="rId18">
+      <w:hyperlink r:id="rId15">
         <w:r>
           <w:rPr>
             <w:lang w:val="en_US" w:bidi="en_US"/>
@@ -801,18 +765,12 @@
           <w:lang w:val="en_US" w:bidi="en_US"/>
         </w:rPr>
       </w:r>
-      <w:hyperlink r:id="rId17">
-        <w:r>
-          <w:rPr>
-            <w:lang w:val="en_US" w:bidi="en_US"/>
-          </w:rPr>
-          <w:rPr>
-            <w:color w:val="0000EE"/>
-            <w:u w:val="single"/>
-          </w:rPr>
-          <w:t>PHM 1:22</w:t>
-        </w:r>
-      </w:hyperlink>
+      <w:r>
+        <w:rPr>
+          <w:lang w:val="en_US" w:bidi="en_US"/>
+        </w:rPr>
+        <w:t>PHM 1:22</w:t>
+      </w:r>
       <w:r>
         <w:rPr>
           <w:vertAlign w:val="superscript"/>
@@ -853,43 +811,31 @@
         </w:rPr>
         <w:t xml:space="preserve"> It is also possible to interpret ξενία in both </w:t>
       </w:r>
+      <w:r>
+        <w:rPr>
+          <w:lang w:val="en_US" w:bidi="en_US"/>
+        </w:rPr>
+        <w:t>ACT 28:23</w:t>
+      </w:r>
+      <w:r>
+        <w:rPr>
+          <w:lang w:val="en_US" w:bidi="en_US"/>
+        </w:rPr>
+        <w:t xml:space="preserve"> and </w:t>
+      </w:r>
+      <w:r>
+        <w:rPr>
+          <w:lang w:val="en_US" w:bidi="en_US"/>
+        </w:rPr>
+        <w:t>PHM 1:22</w:t>
+      </w:r>
+      <w:r>
+        <w:rPr>
+          <w:lang w:val="en_US" w:bidi="en_US"/>
+        </w:rPr>
+        <w:t xml:space="preserve"> as hospitality or the activity involved in receiving a guest (see </w:t>
+      </w:r>
       <w:hyperlink r:id="rId16">
-        <w:r>
-          <w:rPr>
-            <w:lang w:val="en_US" w:bidi="en_US"/>
-          </w:rPr>
-          <w:rPr>
-            <w:color w:val="0000EE"/>
-            <w:u w:val="single"/>
-          </w:rPr>
-          <w:t>ACT 28:23</w:t>
-        </w:r>
-      </w:hyperlink>
-      <w:r>
-        <w:rPr>
-          <w:lang w:val="en_US" w:bidi="en_US"/>
-        </w:rPr>
-        <w:t xml:space="preserve"> and </w:t>
-      </w:r>
-      <w:hyperlink r:id="rId17">
-        <w:r>
-          <w:rPr>
-            <w:lang w:val="en_US" w:bidi="en_US"/>
-          </w:rPr>
-          <w:rPr>
-            <w:color w:val="0000EE"/>
-            <w:u w:val="single"/>
-          </w:rPr>
-          <w:t>PHM 1:22</w:t>
-        </w:r>
-      </w:hyperlink>
-      <w:r>
-        <w:rPr>
-          <w:lang w:val="en_US" w:bidi="en_US"/>
-        </w:rPr>
-        <w:t xml:space="preserve"> as hospitality or the activity involved in receiving a guest (see </w:t>
-      </w:r>
-      <w:hyperlink r:id="rId19">
         <w:r>
           <w:rPr>
             <w:lang w:val="en_US" w:bidi="en_US"/>
@@ -1178,126 +1124,84 @@
           <w:lang w:val="en_US" w:bidi="en_US"/>
         </w:rPr>
       </w:r>
-      <w:hyperlink r:id="rId20">
-        <w:r>
-          <w:rPr>
-            <w:lang w:val="en_US" w:bidi="en_US"/>
-          </w:rPr>
-          <w:rPr>
-            <w:color w:val="0000EE"/>
-            <w:u w:val="single"/>
-          </w:rPr>
-          <w:t>ACT 10:6</w:t>
-        </w:r>
-      </w:hyperlink>
-      <w:r>
-        <w:rPr>
-          <w:lang w:val="en_US" w:bidi="en_US"/>
-        </w:rPr>
-        <w:t xml:space="preserve"> · </w:t>
-      </w:r>
-      <w:hyperlink r:id="rId21">
-        <w:r>
-          <w:rPr>
-            <w:lang w:val="en_US" w:bidi="en_US"/>
-          </w:rPr>
-          <w:rPr>
-            <w:color w:val="0000EE"/>
-            <w:u w:val="single"/>
-          </w:rPr>
-          <w:t>ACT 10:18</w:t>
-        </w:r>
-      </w:hyperlink>
-      <w:r>
-        <w:rPr>
-          <w:lang w:val="en_US" w:bidi="en_US"/>
-        </w:rPr>
-        <w:t xml:space="preserve"> · </w:t>
-      </w:r>
-      <w:hyperlink r:id="rId22">
-        <w:r>
-          <w:rPr>
-            <w:lang w:val="en_US" w:bidi="en_US"/>
-          </w:rPr>
-          <w:rPr>
-            <w:color w:val="0000EE"/>
-            <w:u w:val="single"/>
-          </w:rPr>
-          <w:t>ACT 10:23</w:t>
-        </w:r>
-      </w:hyperlink>
-      <w:r>
-        <w:rPr>
-          <w:lang w:val="en_US" w:bidi="en_US"/>
-        </w:rPr>
-        <w:t xml:space="preserve"> · </w:t>
-      </w:r>
-      <w:hyperlink r:id="rId23">
-        <w:r>
-          <w:rPr>
-            <w:lang w:val="en_US" w:bidi="en_US"/>
-          </w:rPr>
-          <w:rPr>
-            <w:color w:val="0000EE"/>
-            <w:u w:val="single"/>
-          </w:rPr>
-          <w:t>ACT 10:32</w:t>
-        </w:r>
-      </w:hyperlink>
-      <w:r>
-        <w:rPr>
-          <w:lang w:val="en_US" w:bidi="en_US"/>
-        </w:rPr>
-        <w:t xml:space="preserve"> · </w:t>
-      </w:r>
-      <w:hyperlink r:id="rId24">
-        <w:r>
-          <w:rPr>
-            <w:lang w:val="en_US" w:bidi="en_US"/>
-          </w:rPr>
-          <w:rPr>
-            <w:color w:val="0000EE"/>
-            <w:u w:val="single"/>
-          </w:rPr>
-          <w:t>ACT 21:16</w:t>
-        </w:r>
-      </w:hyperlink>
-      <w:r>
-        <w:rPr>
-          <w:lang w:val="en_US" w:bidi="en_US"/>
-        </w:rPr>
-        <w:t xml:space="preserve"> · </w:t>
-      </w:r>
-      <w:hyperlink r:id="rId25">
-        <w:r>
-          <w:rPr>
-            <w:lang w:val="en_US" w:bidi="en_US"/>
-          </w:rPr>
-          <w:rPr>
-            <w:color w:val="0000EE"/>
-            <w:u w:val="single"/>
-          </w:rPr>
-          <w:t>ACT 28:7</w:t>
-        </w:r>
-      </w:hyperlink>
-      <w:r>
-        <w:rPr>
-          <w:lang w:val="en_US" w:bidi="en_US"/>
-        </w:rPr>
-        <w:t xml:space="preserve"> · </w:t>
-      </w:r>
-      <w:hyperlink r:id="rId26">
-        <w:r>
-          <w:rPr>
-            <w:lang w:val="en_US" w:bidi="en_US"/>
-          </w:rPr>
-          <w:rPr>
-            <w:color w:val="0000EE"/>
-            <w:u w:val="single"/>
-          </w:rPr>
-          <w:t>HEB 13:2</w:t>
-        </w:r>
-      </w:hyperlink>
+      <w:r>
+        <w:rPr>
+          <w:lang w:val="en_US" w:bidi="en_US"/>
+        </w:rPr>
+        <w:t>ACT 10:6</w:t>
+      </w:r>
+      <w:r>
+        <w:rPr>
+          <w:lang w:val="en_US" w:bidi="en_US"/>
+        </w:rPr>
+        <w:t xml:space="preserve"> · </w:t>
+      </w:r>
+      <w:r>
+        <w:rPr>
+          <w:lang w:val="en_US" w:bidi="en_US"/>
+        </w:rPr>
+        <w:t>ACT 10:18</w:t>
+      </w:r>
+      <w:r>
+        <w:rPr>
+          <w:lang w:val="en_US" w:bidi="en_US"/>
+        </w:rPr>
+        <w:t xml:space="preserve"> · </w:t>
+      </w:r>
+      <w:r>
+        <w:rPr>
+          <w:lang w:val="en_US" w:bidi="en_US"/>
+        </w:rPr>
+        <w:t>ACT 10:23</w:t>
+      </w:r>
+      <w:r>
+        <w:rPr>
+          <w:lang w:val="en_US" w:bidi="en_US"/>
+        </w:rPr>
+        <w:t xml:space="preserve"> · </w:t>
+      </w:r>
+      <w:r>
+        <w:rPr>
+          <w:lang w:val="en_US" w:bidi="en_US"/>
+        </w:rPr>
+        <w:t>ACT 10:32</w:t>
+      </w:r>
+      <w:r>
+        <w:rPr>
+          <w:lang w:val="en_US" w:bidi="en_US"/>
+        </w:rPr>
+        <w:t xml:space="preserve"> · </w:t>
+      </w:r>
+      <w:r>
+        <w:rPr>
+          <w:lang w:val="en_US" w:bidi="en_US"/>
+        </w:rPr>
+        <w:t>ACT 21:16</w:t>
+      </w:r>
+      <w:r>
+        <w:rPr>
+          <w:lang w:val="en_US" w:bidi="en_US"/>
+        </w:rPr>
+        <w:t xml:space="preserve"> · </w:t>
+      </w:r>
+      <w:r>
+        <w:rPr>
+          <w:lang w:val="en_US" w:bidi="en_US"/>
+        </w:rPr>
+        <w:t>ACT 28:7</w:t>
+      </w:r>
+      <w:r>
+        <w:rPr>
+          <w:lang w:val="en_US" w:bidi="en_US"/>
+        </w:rPr>
+        <w:t xml:space="preserve"> · </w:t>
+      </w:r>
+      <w:r>
+        <w:rPr>
+          <w:lang w:val="en_US" w:bidi="en_US"/>
+        </w:rPr>
+        <w:t>HEB 13:2</w:t>
+      </w:r>
     </w:p>
     <w:p>
       <w:pPr/>
@@ -1386,7 +1290,7 @@
         </w:rPr>
         <w:t xml:space="preserve"> ‘unknown, surprising,’ </w:t>
       </w:r>
-      <w:hyperlink r:id="rId27">
+      <w:hyperlink r:id="rId17">
         <w:r>
           <w:rPr>
             <w:lang w:val="en_US" w:bidi="en_US"/>
@@ -1424,54 +1328,36 @@
           <w:lang w:val="en_US" w:bidi="en_US"/>
         </w:rPr>
       </w:r>
-      <w:hyperlink r:id="rId28">
-        <w:r>
-          <w:rPr>
-            <w:lang w:val="en_US" w:bidi="en_US"/>
-          </w:rPr>
-          <w:rPr>
-            <w:color w:val="0000EE"/>
-            <w:u w:val="single"/>
-          </w:rPr>
-          <w:t>ACT 17:20</w:t>
-        </w:r>
-      </w:hyperlink>
-      <w:r>
-        <w:rPr>
-          <w:lang w:val="en_US" w:bidi="en_US"/>
-        </w:rPr>
-        <w:t xml:space="preserve"> · </w:t>
-      </w:r>
-      <w:hyperlink r:id="rId29">
-        <w:r>
-          <w:rPr>
-            <w:lang w:val="en_US" w:bidi="en_US"/>
-          </w:rPr>
-          <w:rPr>
-            <w:color w:val="0000EE"/>
-            <w:u w:val="single"/>
-          </w:rPr>
-          <w:t>1PE 4:4</w:t>
-        </w:r>
-      </w:hyperlink>
-      <w:r>
-        <w:rPr>
-          <w:lang w:val="en_US" w:bidi="en_US"/>
-        </w:rPr>
-        <w:t xml:space="preserve"> · </w:t>
-      </w:r>
-      <w:hyperlink r:id="rId30">
-        <w:r>
-          <w:rPr>
-            <w:lang w:val="en_US" w:bidi="en_US"/>
-          </w:rPr>
-          <w:rPr>
-            <w:color w:val="0000EE"/>
-            <w:u w:val="single"/>
-          </w:rPr>
-          <w:t>1PE 4:12</w:t>
-        </w:r>
-      </w:hyperlink>
+      <w:r>
+        <w:rPr>
+          <w:lang w:val="en_US" w:bidi="en_US"/>
+        </w:rPr>
+        <w:t>ACT 17:20</w:t>
+      </w:r>
+      <w:r>
+        <w:rPr>
+          <w:lang w:val="en_US" w:bidi="en_US"/>
+        </w:rPr>
+        <w:t xml:space="preserve"> · </w:t>
+      </w:r>
+      <w:r>
+        <w:rPr>
+          <w:lang w:val="en_US" w:bidi="en_US"/>
+        </w:rPr>
+        <w:t>1PE 4:4</w:t>
+      </w:r>
+      <w:r>
+        <w:rPr>
+          <w:lang w:val="en_US" w:bidi="en_US"/>
+        </w:rPr>
+        <w:t xml:space="preserve"> · </w:t>
+      </w:r>
+      <w:r>
+        <w:rPr>
+          <w:lang w:val="en_US" w:bidi="en_US"/>
+        </w:rPr>
+        <w:t>1PE 4:12</w:t>
+      </w:r>
       <w:r>
         <w:rPr>
           <w:lang w:val="en_US" w:bidi="en_US"/>
@@ -1683,18 +1569,12 @@
           <w:lang w:val="en_US" w:bidi="en_US"/>
         </w:rPr>
       </w:r>
-      <w:hyperlink r:id="rId31">
-        <w:r>
-          <w:rPr>
-            <w:lang w:val="en_US" w:bidi="en_US"/>
-          </w:rPr>
-          <w:rPr>
-            <w:color w:val="0000EE"/>
-            <w:u w:val="single"/>
-          </w:rPr>
-          <w:t>1TI 5:10</w:t>
-        </w:r>
-      </w:hyperlink>
+      <w:r>
+        <w:rPr>
+          <w:lang w:val="en_US" w:bidi="en_US"/>
+        </w:rPr>
+        <w:t>1TI 5:10</w:t>
+      </w:r>
       <w:r>
         <w:rPr>
           <w:lang w:val="en_US" w:bidi="en_US"/>
@@ -1924,72 +1804,48 @@
           <w:lang w:val="en_US" w:bidi="en_US"/>
         </w:rPr>
       </w:r>
-      <w:hyperlink r:id="rId32">
-        <w:r>
-          <w:rPr>
-            <w:lang w:val="en_US" w:bidi="en_US"/>
-          </w:rPr>
-          <w:rPr>
-            <w:color w:val="0000EE"/>
-            <w:u w:val="single"/>
-          </w:rPr>
-          <w:t>MAT 27:7</w:t>
-        </w:r>
-      </w:hyperlink>
-      <w:r>
-        <w:rPr>
-          <w:lang w:val="en_US" w:bidi="en_US"/>
-        </w:rPr>
-        <w:t xml:space="preserve"> · </w:t>
-      </w:r>
-      <w:hyperlink r:id="rId33">
-        <w:r>
-          <w:rPr>
-            <w:lang w:val="en_US" w:bidi="en_US"/>
-          </w:rPr>
-          <w:rPr>
-            <w:color w:val="0000EE"/>
-            <w:u w:val="single"/>
-          </w:rPr>
-          <w:t>ACT 17:18</w:t>
-        </w:r>
-      </w:hyperlink>
-      <w:r>
-        <w:rPr>
-          <w:lang w:val="en_US" w:bidi="en_US"/>
-        </w:rPr>
-        <w:t xml:space="preserve"> · </w:t>
-      </w:r>
-      <w:hyperlink r:id="rId34">
-        <w:r>
-          <w:rPr>
-            <w:lang w:val="en_US" w:bidi="en_US"/>
-          </w:rPr>
-          <w:rPr>
-            <w:color w:val="0000EE"/>
-            <w:u w:val="single"/>
-          </w:rPr>
-          <w:t>HEB 13:9</w:t>
-        </w:r>
-      </w:hyperlink>
-      <w:r>
-        <w:rPr>
-          <w:lang w:val="en_US" w:bidi="en_US"/>
-        </w:rPr>
-        <w:t xml:space="preserve"> · </w:t>
-      </w:r>
-      <w:hyperlink r:id="rId30">
-        <w:r>
-          <w:rPr>
-            <w:lang w:val="en_US" w:bidi="en_US"/>
-          </w:rPr>
-          <w:rPr>
-            <w:color w:val="0000EE"/>
-            <w:u w:val="single"/>
-          </w:rPr>
-          <w:t>1PE 4:12</w:t>
-        </w:r>
-      </w:hyperlink>
+      <w:r>
+        <w:rPr>
+          <w:lang w:val="en_US" w:bidi="en_US"/>
+        </w:rPr>
+        <w:t>MAT 27:7</w:t>
+      </w:r>
+      <w:r>
+        <w:rPr>
+          <w:lang w:val="en_US" w:bidi="en_US"/>
+        </w:rPr>
+        <w:t xml:space="preserve"> · </w:t>
+      </w:r>
+      <w:r>
+        <w:rPr>
+          <w:lang w:val="en_US" w:bidi="en_US"/>
+        </w:rPr>
+        <w:t>ACT 17:18</w:t>
+      </w:r>
+      <w:r>
+        <w:rPr>
+          <w:lang w:val="en_US" w:bidi="en_US"/>
+        </w:rPr>
+        <w:t xml:space="preserve"> · </w:t>
+      </w:r>
+      <w:r>
+        <w:rPr>
+          <w:lang w:val="en_US" w:bidi="en_US"/>
+        </w:rPr>
+        <w:t>HEB 13:9</w:t>
+      </w:r>
+      <w:r>
+        <w:rPr>
+          <w:lang w:val="en_US" w:bidi="en_US"/>
+        </w:rPr>
+        <w:t xml:space="preserve"> · </w:t>
+      </w:r>
+      <w:r>
+        <w:rPr>
+          <w:lang w:val="en_US" w:bidi="en_US"/>
+        </w:rPr>
+        <w:t>1PE 4:12</w:t>
+      </w:r>
     </w:p>
     <w:p>
       <w:pPr/>
@@ -2130,162 +1986,108 @@
           <w:lang w:val="en_US" w:bidi="en_US"/>
         </w:rPr>
       </w:r>
-      <w:hyperlink r:id="rId35">
-        <w:r>
-          <w:rPr>
-            <w:lang w:val="en_US" w:bidi="en_US"/>
-          </w:rPr>
-          <w:rPr>
-            <w:color w:val="0000EE"/>
-            <w:u w:val="single"/>
-          </w:rPr>
-          <w:t>MAT 25:35</w:t>
-        </w:r>
-      </w:hyperlink>
-      <w:r>
-        <w:rPr>
-          <w:lang w:val="en_US" w:bidi="en_US"/>
-        </w:rPr>
-        <w:t xml:space="preserve"> · </w:t>
-      </w:r>
-      <w:hyperlink r:id="rId36">
-        <w:r>
-          <w:rPr>
-            <w:lang w:val="en_US" w:bidi="en_US"/>
-          </w:rPr>
-          <w:rPr>
-            <w:color w:val="0000EE"/>
-            <w:u w:val="single"/>
-          </w:rPr>
-          <w:t>MAT 25:38</w:t>
-        </w:r>
-      </w:hyperlink>
-      <w:r>
-        <w:rPr>
-          <w:lang w:val="en_US" w:bidi="en_US"/>
-        </w:rPr>
-        <w:t xml:space="preserve"> · </w:t>
-      </w:r>
-      <w:hyperlink r:id="rId37">
-        <w:r>
-          <w:rPr>
-            <w:lang w:val="en_US" w:bidi="en_US"/>
-          </w:rPr>
-          <w:rPr>
-            <w:color w:val="0000EE"/>
-            <w:u w:val="single"/>
-          </w:rPr>
-          <w:t>MAT 25:43</w:t>
-        </w:r>
-      </w:hyperlink>
-      <w:r>
-        <w:rPr>
-          <w:lang w:val="en_US" w:bidi="en_US"/>
-        </w:rPr>
-        <w:t xml:space="preserve"> · </w:t>
-      </w:r>
-      <w:hyperlink r:id="rId38">
-        <w:r>
-          <w:rPr>
-            <w:lang w:val="en_US" w:bidi="en_US"/>
-          </w:rPr>
-          <w:rPr>
-            <w:color w:val="0000EE"/>
-            <w:u w:val="single"/>
-          </w:rPr>
-          <w:t>MAT 25:44</w:t>
-        </w:r>
-      </w:hyperlink>
-      <w:r>
-        <w:rPr>
-          <w:lang w:val="en_US" w:bidi="en_US"/>
-        </w:rPr>
-        <w:t xml:space="preserve"> · </w:t>
-      </w:r>
-      <w:hyperlink r:id="rId39">
-        <w:r>
-          <w:rPr>
-            <w:lang w:val="en_US" w:bidi="en_US"/>
-          </w:rPr>
-          <w:rPr>
-            <w:color w:val="0000EE"/>
-            <w:u w:val="single"/>
-          </w:rPr>
-          <w:t>ACT 17:21</w:t>
-        </w:r>
-      </w:hyperlink>
-      <w:r>
-        <w:rPr>
-          <w:lang w:val="en_US" w:bidi="en_US"/>
-        </w:rPr>
-        <w:t xml:space="preserve"> · </w:t>
-      </w:r>
-      <w:hyperlink r:id="rId40">
-        <w:r>
-          <w:rPr>
-            <w:lang w:val="en_US" w:bidi="en_US"/>
-          </w:rPr>
-          <w:rPr>
-            <w:color w:val="0000EE"/>
-            <w:u w:val="single"/>
-          </w:rPr>
-          <w:t>EPH 2:12</w:t>
-        </w:r>
-      </w:hyperlink>
-      <w:r>
-        <w:rPr>
-          <w:lang w:val="en_US" w:bidi="en_US"/>
-        </w:rPr>
-        <w:t xml:space="preserve"> · </w:t>
-      </w:r>
-      <w:hyperlink r:id="rId41">
-        <w:r>
-          <w:rPr>
-            <w:lang w:val="en_US" w:bidi="en_US"/>
-          </w:rPr>
-          <w:rPr>
-            <w:color w:val="0000EE"/>
-            <w:u w:val="single"/>
-          </w:rPr>
-          <w:t>EPH 2:19</w:t>
-        </w:r>
-      </w:hyperlink>
-      <w:r>
-        <w:rPr>
-          <w:lang w:val="en_US" w:bidi="en_US"/>
-        </w:rPr>
-        <w:t xml:space="preserve"> · </w:t>
-      </w:r>
-      <w:hyperlink r:id="rId42">
-        <w:r>
-          <w:rPr>
-            <w:lang w:val="en_US" w:bidi="en_US"/>
-          </w:rPr>
-          <w:rPr>
-            <w:color w:val="0000EE"/>
-            <w:u w:val="single"/>
-          </w:rPr>
-          <w:t>HEB 11:13</w:t>
-        </w:r>
-      </w:hyperlink>
-      <w:r>
-        <w:rPr>
-          <w:lang w:val="en_US" w:bidi="en_US"/>
-        </w:rPr>
-        <w:t xml:space="preserve"> · </w:t>
-      </w:r>
-      <w:hyperlink r:id="rId43">
-        <w:r>
-          <w:rPr>
-            <w:lang w:val="en_US" w:bidi="en_US"/>
-          </w:rPr>
-          <w:rPr>
-            <w:color w:val="0000EE"/>
-            <w:u w:val="single"/>
-          </w:rPr>
-          <w:t>3JN 1:5</w:t>
-        </w:r>
-      </w:hyperlink>
+      <w:r>
+        <w:rPr>
+          <w:lang w:val="en_US" w:bidi="en_US"/>
+        </w:rPr>
+        <w:t>MAT 25:35</w:t>
+      </w:r>
+      <w:r>
+        <w:rPr>
+          <w:lang w:val="en_US" w:bidi="en_US"/>
+        </w:rPr>
+        <w:t xml:space="preserve"> · </w:t>
+      </w:r>
+      <w:r>
+        <w:rPr>
+          <w:lang w:val="en_US" w:bidi="en_US"/>
+        </w:rPr>
+        <w:t>MAT 25:38</w:t>
+      </w:r>
+      <w:r>
+        <w:rPr>
+          <w:lang w:val="en_US" w:bidi="en_US"/>
+        </w:rPr>
+        <w:t xml:space="preserve"> · </w:t>
+      </w:r>
+      <w:r>
+        <w:rPr>
+          <w:lang w:val="en_US" w:bidi="en_US"/>
+        </w:rPr>
+        <w:t>MAT 25:43</w:t>
+      </w:r>
+      <w:r>
+        <w:rPr>
+          <w:lang w:val="en_US" w:bidi="en_US"/>
+        </w:rPr>
+        <w:t xml:space="preserve"> · </w:t>
+      </w:r>
+      <w:r>
+        <w:rPr>
+          <w:lang w:val="en_US" w:bidi="en_US"/>
+        </w:rPr>
+        <w:t>MAT 25:44</w:t>
+      </w:r>
+      <w:r>
+        <w:rPr>
+          <w:lang w:val="en_US" w:bidi="en_US"/>
+        </w:rPr>
+        <w:t xml:space="preserve"> · </w:t>
+      </w:r>
+      <w:r>
+        <w:rPr>
+          <w:lang w:val="en_US" w:bidi="en_US"/>
+        </w:rPr>
+        <w:t>ACT 17:21</w:t>
+      </w:r>
+      <w:r>
+        <w:rPr>
+          <w:lang w:val="en_US" w:bidi="en_US"/>
+        </w:rPr>
+        <w:t xml:space="preserve"> · </w:t>
+      </w:r>
+      <w:r>
+        <w:rPr>
+          <w:lang w:val="en_US" w:bidi="en_US"/>
+        </w:rPr>
+        <w:t>EPH 2:12</w:t>
+      </w:r>
+      <w:r>
+        <w:rPr>
+          <w:lang w:val="en_US" w:bidi="en_US"/>
+        </w:rPr>
+        <w:t xml:space="preserve"> · </w:t>
+      </w:r>
+      <w:r>
+        <w:rPr>
+          <w:lang w:val="en_US" w:bidi="en_US"/>
+        </w:rPr>
+        <w:t>EPH 2:19</w:t>
+      </w:r>
+      <w:r>
+        <w:rPr>
+          <w:lang w:val="en_US" w:bidi="en_US"/>
+        </w:rPr>
+        <w:t xml:space="preserve"> · </w:t>
+      </w:r>
+      <w:r>
+        <w:rPr>
+          <w:lang w:val="en_US" w:bidi="en_US"/>
+        </w:rPr>
+        <w:t>HEB 11:13</w:t>
+      </w:r>
+      <w:r>
+        <w:rPr>
+          <w:lang w:val="en_US" w:bidi="en_US"/>
+        </w:rPr>
+        <w:t xml:space="preserve"> · </w:t>
+      </w:r>
+      <w:r>
+        <w:rPr>
+          <w:lang w:val="en_US" w:bidi="en_US"/>
+        </w:rPr>
+        <w:t>3JN 1:5</w:t>
+      </w:r>
     </w:p>
     <w:p>
       <w:pPr/>
@@ -2382,18 +2184,12 @@
           <w:lang w:val="en_US" w:bidi="en_US"/>
         </w:rPr>
       </w:r>
-      <w:hyperlink r:id="rId44">
-        <w:r>
-          <w:rPr>
-            <w:lang w:val="en_US" w:bidi="en_US"/>
-          </w:rPr>
-          <w:rPr>
-            <w:color w:val="0000EE"/>
-            <w:u w:val="single"/>
-          </w:rPr>
-          <w:t>ROM 16:23</w:t>
-        </w:r>
-      </w:hyperlink>
+      <w:r>
+        <w:rPr>
+          <w:lang w:val="en_US" w:bidi="en_US"/>
+        </w:rPr>
+        <w:t>ROM 16:23</w:t>
+      </w:r>
       <w:r>
         <w:rPr>
           <w:lang w:val="en_US" w:bidi="en_US"/>
@@ -2581,18 +2377,12 @@
           <w:lang w:val="en_US" w:bidi="en_US"/>
         </w:rPr>
       </w:r>
-      <w:hyperlink r:id="rId45">
-        <w:r>
-          <w:rPr>
-            <w:lang w:val="en_US" w:bidi="en_US"/>
-          </w:rPr>
-          <w:rPr>
-            <w:color w:val="0000EE"/>
-            <w:u w:val="single"/>
-          </w:rPr>
-          <w:t>MRK 7:4</w:t>
-        </w:r>
-      </w:hyperlink>
+      <w:r>
+        <w:rPr>
+          <w:lang w:val="en_US" w:bidi="en_US"/>
+        </w:rPr>
+        <w:t>MRK 7:4</w:t>
+      </w:r>
       <w:r>
         <w:rPr>
           <w:lang w:val="en_US" w:bidi="en_US"/>
@@ -2816,108 +2606,72 @@
           <w:lang w:val="en_US" w:bidi="en_US"/>
         </w:rPr>
       </w:r>
-      <w:hyperlink r:id="rId46">
-        <w:r>
-          <w:rPr>
-            <w:lang w:val="en_US" w:bidi="en_US"/>
-          </w:rPr>
-          <w:rPr>
-            <w:color w:val="0000EE"/>
-            <w:u w:val="single"/>
-          </w:rPr>
-          <w:t>MAT 13:6</w:t>
-        </w:r>
-      </w:hyperlink>
-      <w:r>
-        <w:rPr>
-          <w:lang w:val="en_US" w:bidi="en_US"/>
-        </w:rPr>
-        <w:t xml:space="preserve"> · </w:t>
-      </w:r>
-      <w:hyperlink r:id="rId47">
-        <w:r>
-          <w:rPr>
-            <w:lang w:val="en_US" w:bidi="en_US"/>
-          </w:rPr>
-          <w:rPr>
-            <w:color w:val="0000EE"/>
-            <w:u w:val="single"/>
-          </w:rPr>
-          <w:t>MAT 21:19</w:t>
-        </w:r>
-      </w:hyperlink>
-      <w:r>
-        <w:rPr>
-          <w:lang w:val="en_US" w:bidi="en_US"/>
-        </w:rPr>
-        <w:t xml:space="preserve"> · </w:t>
-      </w:r>
-      <w:hyperlink r:id="rId48">
-        <w:r>
-          <w:rPr>
-            <w:lang w:val="en_US" w:bidi="en_US"/>
-          </w:rPr>
-          <w:rPr>
-            <w:color w:val="0000EE"/>
-            <w:u w:val="single"/>
-          </w:rPr>
-          <w:t>MAT 21:20</w:t>
-        </w:r>
-      </w:hyperlink>
-      <w:r>
-        <w:rPr>
-          <w:lang w:val="en_US" w:bidi="en_US"/>
-        </w:rPr>
-        <w:t xml:space="preserve"> · </w:t>
-      </w:r>
-      <w:hyperlink r:id="rId49">
-        <w:r>
-          <w:rPr>
-            <w:lang w:val="en_US" w:bidi="en_US"/>
-          </w:rPr>
-          <w:rPr>
-            <w:color w:val="0000EE"/>
-            <w:u w:val="single"/>
-          </w:rPr>
-          <w:t>LUK 8:6</w:t>
-        </w:r>
-      </w:hyperlink>
-      <w:r>
-        <w:rPr>
-          <w:lang w:val="en_US" w:bidi="en_US"/>
-        </w:rPr>
-        <w:t xml:space="preserve"> · </w:t>
-      </w:r>
-      <w:hyperlink r:id="rId50">
-        <w:r>
-          <w:rPr>
-            <w:lang w:val="en_US" w:bidi="en_US"/>
-          </w:rPr>
-          <w:rPr>
-            <w:color w:val="0000EE"/>
-            <w:u w:val="single"/>
-          </w:rPr>
-          <w:t>JAS 1:11</w:t>
-        </w:r>
-      </w:hyperlink>
-      <w:r>
-        <w:rPr>
-          <w:lang w:val="en_US" w:bidi="en_US"/>
-        </w:rPr>
-        <w:t xml:space="preserve"> · </w:t>
-      </w:r>
-      <w:hyperlink r:id="rId51">
-        <w:r>
-          <w:rPr>
-            <w:lang w:val="en_US" w:bidi="en_US"/>
-          </w:rPr>
-          <w:rPr>
-            <w:color w:val="0000EE"/>
-            <w:u w:val="single"/>
-          </w:rPr>
-          <w:t>1PE 1:24</w:t>
-        </w:r>
-      </w:hyperlink>
+      <w:r>
+        <w:rPr>
+          <w:lang w:val="en_US" w:bidi="en_US"/>
+        </w:rPr>
+        <w:t>MAT 13:6</w:t>
+      </w:r>
+      <w:r>
+        <w:rPr>
+          <w:lang w:val="en_US" w:bidi="en_US"/>
+        </w:rPr>
+        <w:t xml:space="preserve"> · </w:t>
+      </w:r>
+      <w:r>
+        <w:rPr>
+          <w:lang w:val="en_US" w:bidi="en_US"/>
+        </w:rPr>
+        <w:t>MAT 21:19</w:t>
+      </w:r>
+      <w:r>
+        <w:rPr>
+          <w:lang w:val="en_US" w:bidi="en_US"/>
+        </w:rPr>
+        <w:t xml:space="preserve"> · </w:t>
+      </w:r>
+      <w:r>
+        <w:rPr>
+          <w:lang w:val="en_US" w:bidi="en_US"/>
+        </w:rPr>
+        <w:t>MAT 21:20</w:t>
+      </w:r>
+      <w:r>
+        <w:rPr>
+          <w:lang w:val="en_US" w:bidi="en_US"/>
+        </w:rPr>
+        <w:t xml:space="preserve"> · </w:t>
+      </w:r>
+      <w:r>
+        <w:rPr>
+          <w:lang w:val="en_US" w:bidi="en_US"/>
+        </w:rPr>
+        <w:t>LUK 8:6</w:t>
+      </w:r>
+      <w:r>
+        <w:rPr>
+          <w:lang w:val="en_US" w:bidi="en_US"/>
+        </w:rPr>
+        <w:t xml:space="preserve"> · </w:t>
+      </w:r>
+      <w:r>
+        <w:rPr>
+          <w:lang w:val="en_US" w:bidi="en_US"/>
+        </w:rPr>
+        <w:t>JAS 1:11</w:t>
+      </w:r>
+      <w:r>
+        <w:rPr>
+          <w:lang w:val="en_US" w:bidi="en_US"/>
+        </w:rPr>
+        <w:t xml:space="preserve"> · </w:t>
+      </w:r>
+      <w:r>
+        <w:rPr>
+          <w:lang w:val="en_US" w:bidi="en_US"/>
+        </w:rPr>
+        <w:t>1PE 1:24</w:t>
+      </w:r>
     </w:p>
     <w:p>
       <w:pPr/>
@@ -3006,7 +2760,7 @@
         </w:rPr>
         <w:t xml:space="preserve">[a] ‘dry,’ </w:t>
       </w:r>
-      <w:hyperlink r:id="rId52">
+      <w:hyperlink r:id="rId18">
         <w:r>
           <w:rPr>
             <w:lang w:val="en_US" w:bidi="en_US"/>
@@ -3036,18 +2790,12 @@
         </w:rPr>
         <w:t xml:space="preserve">It may be more appropriate in a number of languages to translate this clause in </w:t>
       </w:r>
-      <w:hyperlink r:id="rId53">
-        <w:r>
-          <w:rPr>
-            <w:lang w:val="en_US" w:bidi="en_US"/>
-          </w:rPr>
-          <w:rPr>
-            <w:color w:val="0000EE"/>
-            <w:u w:val="single"/>
-          </w:rPr>
-          <w:t>MRK 5:29</w:t>
-        </w:r>
-      </w:hyperlink>
+      <w:r>
+        <w:rPr>
+          <w:lang w:val="en_US" w:bidi="en_US"/>
+        </w:rPr>
+        <w:t>MRK 5:29</w:t>
+      </w:r>
       <w:r>
         <w:rPr>
           <w:lang w:val="en_US" w:bidi="en_US"/>
@@ -3062,108 +2810,72 @@
           <w:lang w:val="en_US" w:bidi="en_US"/>
         </w:rPr>
       </w:r>
-      <w:hyperlink r:id="rId54">
-        <w:r>
-          <w:rPr>
-            <w:lang w:val="en_US" w:bidi="en_US"/>
-          </w:rPr>
-          <w:rPr>
-            <w:color w:val="0000EE"/>
-            <w:u w:val="single"/>
-          </w:rPr>
-          <w:t>MRK 4:6</w:t>
-        </w:r>
-      </w:hyperlink>
-      <w:r>
-        <w:rPr>
-          <w:lang w:val="en_US" w:bidi="en_US"/>
-        </w:rPr>
-        <w:t xml:space="preserve"> · </w:t>
-      </w:r>
-      <w:hyperlink r:id="rId53">
-        <w:r>
-          <w:rPr>
-            <w:lang w:val="en_US" w:bidi="en_US"/>
-          </w:rPr>
-          <w:rPr>
-            <w:color w:val="0000EE"/>
-            <w:u w:val="single"/>
-          </w:rPr>
-          <w:t>MRK 5:29</w:t>
-        </w:r>
-      </w:hyperlink>
-      <w:r>
-        <w:rPr>
-          <w:lang w:val="en_US" w:bidi="en_US"/>
-        </w:rPr>
-        <w:t xml:space="preserve"> · </w:t>
-      </w:r>
-      <w:hyperlink r:id="rId55">
-        <w:r>
-          <w:rPr>
-            <w:lang w:val="en_US" w:bidi="en_US"/>
-          </w:rPr>
-          <w:rPr>
-            <w:color w:val="0000EE"/>
-            <w:u w:val="single"/>
-          </w:rPr>
-          <w:t>MRK 11:20</w:t>
-        </w:r>
-      </w:hyperlink>
-      <w:r>
-        <w:rPr>
-          <w:lang w:val="en_US" w:bidi="en_US"/>
-        </w:rPr>
-        <w:t xml:space="preserve"> · </w:t>
-      </w:r>
-      <w:hyperlink r:id="rId56">
-        <w:r>
-          <w:rPr>
-            <w:lang w:val="en_US" w:bidi="en_US"/>
-          </w:rPr>
-          <w:rPr>
-            <w:color w:val="0000EE"/>
-            <w:u w:val="single"/>
-          </w:rPr>
-          <w:t>MRK 11:21</w:t>
-        </w:r>
-      </w:hyperlink>
-      <w:r>
-        <w:rPr>
-          <w:lang w:val="en_US" w:bidi="en_US"/>
-        </w:rPr>
-        <w:t xml:space="preserve"> · </w:t>
-      </w:r>
-      <w:hyperlink r:id="rId57">
-        <w:r>
-          <w:rPr>
-            <w:lang w:val="en_US" w:bidi="en_US"/>
-          </w:rPr>
-          <w:rPr>
-            <w:color w:val="0000EE"/>
-            <w:u w:val="single"/>
-          </w:rPr>
-          <w:t>JHN 15:6</w:t>
-        </w:r>
-      </w:hyperlink>
-      <w:r>
-        <w:rPr>
-          <w:lang w:val="en_US" w:bidi="en_US"/>
-        </w:rPr>
-        <w:t xml:space="preserve"> · </w:t>
-      </w:r>
-      <w:hyperlink r:id="rId58">
-        <w:r>
-          <w:rPr>
-            <w:lang w:val="en_US" w:bidi="en_US"/>
-          </w:rPr>
-          <w:rPr>
-            <w:color w:val="0000EE"/>
-            <w:u w:val="single"/>
-          </w:rPr>
-          <w:t>REV 16:12</w:t>
-        </w:r>
-      </w:hyperlink>
+      <w:r>
+        <w:rPr>
+          <w:lang w:val="en_US" w:bidi="en_US"/>
+        </w:rPr>
+        <w:t>MRK 4:6</w:t>
+      </w:r>
+      <w:r>
+        <w:rPr>
+          <w:lang w:val="en_US" w:bidi="en_US"/>
+        </w:rPr>
+        <w:t xml:space="preserve"> · </w:t>
+      </w:r>
+      <w:r>
+        <w:rPr>
+          <w:lang w:val="en_US" w:bidi="en_US"/>
+        </w:rPr>
+        <w:t>MRK 5:29</w:t>
+      </w:r>
+      <w:r>
+        <w:rPr>
+          <w:lang w:val="en_US" w:bidi="en_US"/>
+        </w:rPr>
+        <w:t xml:space="preserve"> · </w:t>
+      </w:r>
+      <w:r>
+        <w:rPr>
+          <w:lang w:val="en_US" w:bidi="en_US"/>
+        </w:rPr>
+        <w:t>MRK 11:20</w:t>
+      </w:r>
+      <w:r>
+        <w:rPr>
+          <w:lang w:val="en_US" w:bidi="en_US"/>
+        </w:rPr>
+        <w:t xml:space="preserve"> · </w:t>
+      </w:r>
+      <w:r>
+        <w:rPr>
+          <w:lang w:val="en_US" w:bidi="en_US"/>
+        </w:rPr>
+        <w:t>MRK 11:21</w:t>
+      </w:r>
+      <w:r>
+        <w:rPr>
+          <w:lang w:val="en_US" w:bidi="en_US"/>
+        </w:rPr>
+        <w:t xml:space="preserve"> · </w:t>
+      </w:r>
+      <w:r>
+        <w:rPr>
+          <w:lang w:val="en_US" w:bidi="en_US"/>
+        </w:rPr>
+        <w:t>JHN 15:6</w:t>
+      </w:r>
+      <w:r>
+        <w:rPr>
+          <w:lang w:val="en_US" w:bidi="en_US"/>
+        </w:rPr>
+        <w:t xml:space="preserve"> · </w:t>
+      </w:r>
+      <w:r>
+        <w:rPr>
+          <w:lang w:val="en_US" w:bidi="en_US"/>
+        </w:rPr>
+        <w:t>REV 16:12</w:t>
+      </w:r>
     </w:p>
     <w:p>
       <w:pPr/>
@@ -3264,7 +2976,7 @@
         </w:rPr>
         <w:t xml:space="preserve">[a] ‘dry,’ </w:t>
       </w:r>
-      <w:hyperlink r:id="rId52">
+      <w:hyperlink r:id="rId18">
         <w:r>
           <w:rPr>
             <w:lang w:val="en_US" w:bidi="en_US"/>
@@ -3290,18 +3002,12 @@
           <w:lang w:val="en_US" w:bidi="en_US"/>
         </w:rPr>
       </w:r>
-      <w:hyperlink r:id="rId59">
-        <w:r>
-          <w:rPr>
-            <w:lang w:val="en_US" w:bidi="en_US"/>
-          </w:rPr>
-          <w:rPr>
-            <w:color w:val="0000EE"/>
-            <w:u w:val="single"/>
-          </w:rPr>
-          <w:t>REV 14:15</w:t>
-        </w:r>
-      </w:hyperlink>
+      <w:r>
+        <w:rPr>
+          <w:lang w:val="en_US" w:bidi="en_US"/>
+        </w:rPr>
+        <w:t>REV 14:15</w:t>
+      </w:r>
     </w:p>
     <w:p>
       <w:pPr/>
@@ -3390,7 +3096,7 @@
         </w:rPr>
         <w:t xml:space="preserve">(a figurative extension of meaning of ξηραίνομαι[a] ‘to dry up,’ </w:t>
       </w:r>
-      <w:hyperlink r:id="rId60">
+      <w:hyperlink r:id="rId19">
         <w:r>
           <w:rPr>
             <w:lang w:val="en_US" w:bidi="en_US"/>
@@ -3428,36 +3134,24 @@
           <w:lang w:val="en_US" w:bidi="en_US"/>
         </w:rPr>
       </w:r>
-      <w:hyperlink r:id="rId61">
-        <w:r>
-          <w:rPr>
-            <w:lang w:val="en_US" w:bidi="en_US"/>
-          </w:rPr>
-          <w:rPr>
-            <w:color w:val="0000EE"/>
-            <w:u w:val="single"/>
-          </w:rPr>
-          <w:t>MRK 3:1</w:t>
-        </w:r>
-      </w:hyperlink>
-      <w:r>
-        <w:rPr>
-          <w:lang w:val="en_US" w:bidi="en_US"/>
-        </w:rPr>
-        <w:t xml:space="preserve"> · </w:t>
-      </w:r>
-      <w:hyperlink r:id="rId62">
-        <w:r>
-          <w:rPr>
-            <w:lang w:val="en_US" w:bidi="en_US"/>
-          </w:rPr>
-          <w:rPr>
-            <w:color w:val="0000EE"/>
-            <w:u w:val="single"/>
-          </w:rPr>
-          <w:t>MRK 9:18</w:t>
-        </w:r>
-      </w:hyperlink>
+      <w:r>
+        <w:rPr>
+          <w:lang w:val="en_US" w:bidi="en_US"/>
+        </w:rPr>
+        <w:t>MRK 3:1</w:t>
+      </w:r>
+      <w:r>
+        <w:rPr>
+          <w:lang w:val="en_US" w:bidi="en_US"/>
+        </w:rPr>
+        <w:t xml:space="preserve"> · </w:t>
+      </w:r>
+      <w:r>
+        <w:rPr>
+          <w:lang w:val="en_US" w:bidi="en_US"/>
+        </w:rPr>
+        <w:t>MRK 9:18</w:t>
+      </w:r>
       <w:r>
         <w:rPr>
           <w:lang w:val="en_US" w:bidi="en_US"/>
@@ -3669,36 +3363,24 @@
           <w:lang w:val="en_US" w:bidi="en_US"/>
         </w:rPr>
       </w:r>
-      <w:hyperlink r:id="rId63">
-        <w:r>
-          <w:rPr>
-            <w:lang w:val="en_US" w:bidi="en_US"/>
-          </w:rPr>
-          <w:rPr>
-            <w:color w:val="0000EE"/>
-            <w:u w:val="single"/>
-          </w:rPr>
-          <w:t>LUK 23:31</w:t>
-        </w:r>
-      </w:hyperlink>
-      <w:r>
-        <w:rPr>
-          <w:lang w:val="en_US" w:bidi="en_US"/>
-        </w:rPr>
-        <w:t xml:space="preserve"> · </w:t>
-      </w:r>
-      <w:hyperlink r:id="rId64">
-        <w:r>
-          <w:rPr>
-            <w:lang w:val="en_US" w:bidi="en_US"/>
-          </w:rPr>
-          <w:rPr>
-            <w:color w:val="0000EE"/>
-            <w:u w:val="single"/>
-          </w:rPr>
-          <w:t>HEB 11:29</w:t>
-        </w:r>
-      </w:hyperlink>
+      <w:r>
+        <w:rPr>
+          <w:lang w:val="en_US" w:bidi="en_US"/>
+        </w:rPr>
+        <w:t>LUK 23:31</w:t>
+      </w:r>
+      <w:r>
+        <w:rPr>
+          <w:lang w:val="en_US" w:bidi="en_US"/>
+        </w:rPr>
+        <w:t xml:space="preserve"> · </w:t>
+      </w:r>
+      <w:r>
+        <w:rPr>
+          <w:lang w:val="en_US" w:bidi="en_US"/>
+        </w:rPr>
+        <w:t>HEB 11:29</w:t>
+      </w:r>
     </w:p>
     <w:p>
       <w:pPr/>
@@ -3787,7 +3469,7 @@
         </w:rPr>
         <w:t xml:space="preserve">[a] ‘dry, withered,’ </w:t>
       </w:r>
-      <w:hyperlink r:id="rId52">
+      <w:hyperlink r:id="rId18">
         <w:r>
           <w:rPr>
             <w:lang w:val="en_US" w:bidi="en_US"/>
@@ -3813,90 +3495,60 @@
           <w:lang w:val="en_US" w:bidi="en_US"/>
         </w:rPr>
       </w:r>
-      <w:hyperlink r:id="rId65">
-        <w:r>
-          <w:rPr>
-            <w:lang w:val="en_US" w:bidi="en_US"/>
-          </w:rPr>
-          <w:rPr>
-            <w:color w:val="0000EE"/>
-            <w:u w:val="single"/>
-          </w:rPr>
-          <w:t>MAT 12:10</w:t>
-        </w:r>
-      </w:hyperlink>
-      <w:r>
-        <w:rPr>
-          <w:lang w:val="en_US" w:bidi="en_US"/>
-        </w:rPr>
-        <w:t xml:space="preserve"> · </w:t>
-      </w:r>
-      <w:hyperlink r:id="rId66">
-        <w:r>
-          <w:rPr>
-            <w:lang w:val="en_US" w:bidi="en_US"/>
-          </w:rPr>
-          <w:rPr>
-            <w:color w:val="0000EE"/>
-            <w:u w:val="single"/>
-          </w:rPr>
-          <w:t>MRK 3:3</w:t>
-        </w:r>
-      </w:hyperlink>
-      <w:r>
-        <w:rPr>
-          <w:lang w:val="en_US" w:bidi="en_US"/>
-        </w:rPr>
-        <w:t xml:space="preserve"> · </w:t>
-      </w:r>
-      <w:hyperlink r:id="rId67">
-        <w:r>
-          <w:rPr>
-            <w:lang w:val="en_US" w:bidi="en_US"/>
-          </w:rPr>
-          <w:rPr>
-            <w:color w:val="0000EE"/>
-            <w:u w:val="single"/>
-          </w:rPr>
-          <w:t>LUK 6:6</w:t>
-        </w:r>
-      </w:hyperlink>
-      <w:r>
-        <w:rPr>
-          <w:lang w:val="en_US" w:bidi="en_US"/>
-        </w:rPr>
-        <w:t xml:space="preserve"> · </w:t>
-      </w:r>
-      <w:hyperlink r:id="rId68">
-        <w:r>
-          <w:rPr>
-            <w:lang w:val="en_US" w:bidi="en_US"/>
-          </w:rPr>
-          <w:rPr>
-            <w:color w:val="0000EE"/>
-            <w:u w:val="single"/>
-          </w:rPr>
-          <w:t>LUK 6:8</w:t>
-        </w:r>
-      </w:hyperlink>
-      <w:r>
-        <w:rPr>
-          <w:lang w:val="en_US" w:bidi="en_US"/>
-        </w:rPr>
-        <w:t xml:space="preserve"> · </w:t>
-      </w:r>
-      <w:hyperlink r:id="rId69">
-        <w:r>
-          <w:rPr>
-            <w:lang w:val="en_US" w:bidi="en_US"/>
-          </w:rPr>
-          <w:rPr>
-            <w:color w:val="0000EE"/>
-            <w:u w:val="single"/>
-          </w:rPr>
-          <w:t>JHN 5:3</w:t>
-        </w:r>
-      </w:hyperlink>
+      <w:r>
+        <w:rPr>
+          <w:lang w:val="en_US" w:bidi="en_US"/>
+        </w:rPr>
+        <w:t>MAT 12:10</w:t>
+      </w:r>
+      <w:r>
+        <w:rPr>
+          <w:lang w:val="en_US" w:bidi="en_US"/>
+        </w:rPr>
+        <w:t xml:space="preserve"> · </w:t>
+      </w:r>
+      <w:r>
+        <w:rPr>
+          <w:lang w:val="en_US" w:bidi="en_US"/>
+        </w:rPr>
+        <w:t>MRK 3:3</w:t>
+      </w:r>
+      <w:r>
+        <w:rPr>
+          <w:lang w:val="en_US" w:bidi="en_US"/>
+        </w:rPr>
+        <w:t xml:space="preserve"> · </w:t>
+      </w:r>
+      <w:r>
+        <w:rPr>
+          <w:lang w:val="en_US" w:bidi="en_US"/>
+        </w:rPr>
+        <w:t>LUK 6:6</w:t>
+      </w:r>
+      <w:r>
+        <w:rPr>
+          <w:lang w:val="en_US" w:bidi="en_US"/>
+        </w:rPr>
+        <w:t xml:space="preserve"> · </w:t>
+      </w:r>
+      <w:r>
+        <w:rPr>
+          <w:lang w:val="en_US" w:bidi="en_US"/>
+        </w:rPr>
+        <w:t>LUK 6:8</w:t>
+      </w:r>
+      <w:r>
+        <w:rPr>
+          <w:lang w:val="en_US" w:bidi="en_US"/>
+        </w:rPr>
+        <w:t xml:space="preserve"> · </w:t>
+      </w:r>
+      <w:r>
+        <w:rPr>
+          <w:lang w:val="en_US" w:bidi="en_US"/>
+        </w:rPr>
+        <w:t>JHN 5:3</w:t>
+      </w:r>
     </w:p>
     <w:p>
       <w:pPr/>
@@ -3985,36 +3637,24 @@
         </w:rPr>
         <w:t xml:space="preserve">In a number of languages a clear distinction is made between terms which designate land in contrast with water and those which designate cultivated land. Even in English the normal term for land close to water is ‘shore’ or ‘coast,’ and therefore one may translate </w:t>
       </w:r>
-      <w:hyperlink r:id="rId70">
-        <w:r>
-          <w:rPr>
-            <w:lang w:val="en_US" w:bidi="en_US"/>
-          </w:rPr>
-          <w:rPr>
-            <w:color w:val="0000EE"/>
-            <w:u w:val="single"/>
-          </w:rPr>
-          <w:t>MAT 14:24</w:t>
-        </w:r>
-      </w:hyperlink>
+      <w:r>
+        <w:rPr>
+          <w:lang w:val="en_US" w:bidi="en_US"/>
+        </w:rPr>
+        <w:t>MAT 14:24</w:t>
+      </w:r>
       <w:r>
         <w:rPr>
           <w:lang w:val="en_US" w:bidi="en_US"/>
         </w:rPr>
         <w:t xml:space="preserve"> as ‘the boat was already far away from the shore.’ Similarly, in </w:t>
       </w:r>
-      <w:hyperlink r:id="rId71">
-        <w:r>
-          <w:rPr>
-            <w:lang w:val="en_US" w:bidi="en_US"/>
-          </w:rPr>
-          <w:rPr>
-            <w:color w:val="0000EE"/>
-            <w:u w:val="single"/>
-          </w:rPr>
-          <w:t>ACT 27:27</w:t>
-        </w:r>
-      </w:hyperlink>
+      <w:r>
+        <w:rPr>
+          <w:lang w:val="en_US" w:bidi="en_US"/>
+        </w:rPr>
+        <w:t>ACT 27:27</w:t>
+      </w:r>
       <w:r>
         <w:rPr>
           <w:lang w:val="en_US" w:bidi="en_US"/>
@@ -4029,36 +3669,24 @@
           <w:lang w:val="en_US" w:bidi="en_US"/>
         </w:rPr>
       </w:r>
-      <w:hyperlink r:id="rId72">
-        <w:r>
-          <w:rPr>
-            <w:lang w:val="en_US" w:bidi="en_US"/>
-          </w:rPr>
-          <w:rPr>
-            <w:color w:val="0000EE"/>
-            <w:u w:val="single"/>
-          </w:rPr>
-          <w:t>MAT 23:15</w:t>
-        </w:r>
-      </w:hyperlink>
-      <w:r>
-        <w:rPr>
-          <w:lang w:val="en_US" w:bidi="en_US"/>
-        </w:rPr>
-        <w:t xml:space="preserve"> · </w:t>
-      </w:r>
-      <w:hyperlink r:id="rId64">
-        <w:r>
-          <w:rPr>
-            <w:lang w:val="en_US" w:bidi="en_US"/>
-          </w:rPr>
-          <w:rPr>
-            <w:color w:val="0000EE"/>
-            <w:u w:val="single"/>
-          </w:rPr>
-          <w:t>HEB 11:29</w:t>
-        </w:r>
-      </w:hyperlink>
+      <w:r>
+        <w:rPr>
+          <w:lang w:val="en_US" w:bidi="en_US"/>
+        </w:rPr>
+        <w:t>MAT 23:15</w:t>
+      </w:r>
+      <w:r>
+        <w:rPr>
+          <w:lang w:val="en_US" w:bidi="en_US"/>
+        </w:rPr>
+        <w:t xml:space="preserve"> · </w:t>
+      </w:r>
+      <w:r>
+        <w:rPr>
+          <w:lang w:val="en_US" w:bidi="en_US"/>
+        </w:rPr>
+        <w:t>HEB 11:29</w:t>
+      </w:r>
       <w:r>
         <w:rPr>
           <w:lang w:val="en_US" w:bidi="en_US"/>
@@ -4268,7 +3896,7 @@
         </w:rPr>
         <w:t xml:space="preserve">[a] ‘wood,’ </w:t>
       </w:r>
-      <w:hyperlink r:id="rId73">
+      <w:hyperlink r:id="rId20">
         <w:r>
           <w:rPr>
             <w:lang w:val="en_US" w:bidi="en_US"/>
@@ -4294,36 +3922,24 @@
           <w:lang w:val="en_US" w:bidi="en_US"/>
         </w:rPr>
       </w:r>
-      <w:hyperlink r:id="rId74">
-        <w:r>
-          <w:rPr>
-            <w:lang w:val="en_US" w:bidi="en_US"/>
-          </w:rPr>
-          <w:rPr>
-            <w:color w:val="0000EE"/>
-            <w:u w:val="single"/>
-          </w:rPr>
-          <w:t>2TI 2:20</w:t>
-        </w:r>
-      </w:hyperlink>
-      <w:r>
-        <w:rPr>
-          <w:lang w:val="en_US" w:bidi="en_US"/>
-        </w:rPr>
-        <w:t xml:space="preserve"> · </w:t>
-      </w:r>
-      <w:hyperlink r:id="rId75">
-        <w:r>
-          <w:rPr>
-            <w:lang w:val="en_US" w:bidi="en_US"/>
-          </w:rPr>
-          <w:rPr>
-            <w:color w:val="0000EE"/>
-            <w:u w:val="single"/>
-          </w:rPr>
-          <w:t>REV 9:20</w:t>
-        </w:r>
-      </w:hyperlink>
+      <w:r>
+        <w:rPr>
+          <w:lang w:val="en_US" w:bidi="en_US"/>
+        </w:rPr>
+        <w:t>2TI 2:20</w:t>
+      </w:r>
+      <w:r>
+        <w:rPr>
+          <w:lang w:val="en_US" w:bidi="en_US"/>
+        </w:rPr>
+        <w:t xml:space="preserve"> · </w:t>
+      </w:r>
+      <w:r>
+        <w:rPr>
+          <w:lang w:val="en_US" w:bidi="en_US"/>
+        </w:rPr>
+        <w:t>REV 9:20</w:t>
+      </w:r>
       <w:r>
         <w:rPr>
           <w:lang w:val="en_US" w:bidi="en_US"/>
@@ -4529,54 +4145,36 @@
           <w:lang w:val="en_US" w:bidi="en_US"/>
         </w:rPr>
       </w:r>
-      <w:hyperlink r:id="rId76">
-        <w:r>
-          <w:rPr>
-            <w:lang w:val="en_US" w:bidi="en_US"/>
-          </w:rPr>
-          <w:rPr>
-            <w:color w:val="0000EE"/>
-            <w:u w:val="single"/>
-          </w:rPr>
-          <w:t>1CO 3:12</w:t>
-        </w:r>
-      </w:hyperlink>
-      <w:r>
-        <w:rPr>
-          <w:lang w:val="en_US" w:bidi="en_US"/>
-        </w:rPr>
-        <w:t xml:space="preserve"> · </w:t>
-      </w:r>
-      <w:hyperlink r:id="rId77">
-        <w:r>
-          <w:rPr>
-            <w:lang w:val="en_US" w:bidi="en_US"/>
-          </w:rPr>
-          <w:rPr>
-            <w:color w:val="0000EE"/>
-            <w:u w:val="single"/>
-          </w:rPr>
-          <w:t>REV 18:12</w:t>
-        </w:r>
-      </w:hyperlink>
-      <w:r>
-        <w:rPr>
-          <w:lang w:val="en_US" w:bidi="en_US"/>
-        </w:rPr>
-        <w:t xml:space="preserve"> · </w:t>
-      </w:r>
-      <w:hyperlink r:id="rId77">
-        <w:r>
-          <w:rPr>
-            <w:lang w:val="en_US" w:bidi="en_US"/>
-          </w:rPr>
-          <w:rPr>
-            <w:color w:val="0000EE"/>
-            <w:u w:val="single"/>
-          </w:rPr>
-          <w:t>REV 18:12</w:t>
-        </w:r>
-      </w:hyperlink>
+      <w:r>
+        <w:rPr>
+          <w:lang w:val="en_US" w:bidi="en_US"/>
+        </w:rPr>
+        <w:t>1CO 3:12</w:t>
+      </w:r>
+      <w:r>
+        <w:rPr>
+          <w:lang w:val="en_US" w:bidi="en_US"/>
+        </w:rPr>
+        <w:t xml:space="preserve"> · </w:t>
+      </w:r>
+      <w:r>
+        <w:rPr>
+          <w:lang w:val="en_US" w:bidi="en_US"/>
+        </w:rPr>
+        <w:t>REV 18:12</w:t>
+      </w:r>
+      <w:r>
+        <w:rPr>
+          <w:lang w:val="en_US" w:bidi="en_US"/>
+        </w:rPr>
+        <w:t xml:space="preserve"> · </w:t>
+      </w:r>
+      <w:r>
+        <w:rPr>
+          <w:lang w:val="en_US" w:bidi="en_US"/>
+        </w:rPr>
+        <w:t>REV 18:12</w:t>
+      </w:r>
     </w:p>
     <w:p>
       <w:pPr/>
@@ -4653,25 +4251,19 @@
         </w:rPr>
         <w:t xml:space="preserve">ξύλον in </w:t>
       </w:r>
-      <w:hyperlink r:id="rId63">
-        <w:r>
-          <w:rPr>
-            <w:lang w:val="en_US" w:bidi="en_US"/>
-          </w:rPr>
-          <w:rPr>
-            <w:color w:val="0000EE"/>
-            <w:u w:val="single"/>
-          </w:rPr>
-          <w:t>LUK 23:31</w:t>
-        </w:r>
-      </w:hyperlink>
+      <w:r>
+        <w:rPr>
+          <w:lang w:val="en_US" w:bidi="en_US"/>
+        </w:rPr>
+        <w:t>LUK 23:31</w:t>
+      </w:r>
       <w:r>
         <w:rPr>
           <w:lang w:val="en_US" w:bidi="en_US"/>
         </w:rPr>
         <w:t xml:space="preserve"> may also be interpreted as a live green tree (see </w:t>
       </w:r>
-      <w:hyperlink r:id="rId78">
+      <w:hyperlink r:id="rId21">
         <w:r>
           <w:rPr>
             <w:lang w:val="en_US" w:bidi="en_US"/>
@@ -4697,18 +4289,12 @@
           <w:lang w:val="en_US" w:bidi="en_US"/>
         </w:rPr>
       </w:r>
-      <w:hyperlink r:id="rId63">
-        <w:r>
-          <w:rPr>
-            <w:lang w:val="en_US" w:bidi="en_US"/>
-          </w:rPr>
-          <w:rPr>
-            <w:color w:val="0000EE"/>
-            <w:u w:val="single"/>
-          </w:rPr>
-          <w:t>LUK 23:31</w:t>
-        </w:r>
-      </w:hyperlink>
+      <w:r>
+        <w:rPr>
+          <w:lang w:val="en_US" w:bidi="en_US"/>
+        </w:rPr>
+        <w:t>LUK 23:31</w:t>
+      </w:r>
     </w:p>
     <w:p>
       <w:pPr/>
@@ -4785,25 +4371,19 @@
         </w:rPr>
         <w:t xml:space="preserve">It is also possible to understand ξύλον in </w:t>
       </w:r>
-      <w:hyperlink r:id="rId63">
-        <w:r>
-          <w:rPr>
-            <w:lang w:val="en_US" w:bidi="en_US"/>
-          </w:rPr>
-          <w:rPr>
-            <w:color w:val="0000EE"/>
-            <w:u w:val="single"/>
-          </w:rPr>
-          <w:t>LUK 23:31</w:t>
-        </w:r>
-      </w:hyperlink>
+      <w:r>
+        <w:rPr>
+          <w:lang w:val="en_US" w:bidi="en_US"/>
+        </w:rPr>
+        <w:t>LUK 23:31</w:t>
+      </w:r>
       <w:r>
         <w:rPr>
           <w:lang w:val="en_US" w:bidi="en_US"/>
         </w:rPr>
         <w:t xml:space="preserve"> as ‘firewood.’ One may therefore translate the first part of this conditional sentence as ‘if they do these things to firewood which has recently been cut’ or ‘if they do these things to firewood which hasn’t dried out’ (see </w:t>
       </w:r>
-      <w:hyperlink r:id="rId79">
+      <w:hyperlink r:id="rId22">
         <w:r>
           <w:rPr>
             <w:lang w:val="en_US" w:bidi="en_US"/>
@@ -4828,36 +4408,24 @@
         </w:rPr>
         <w:t xml:space="preserve">In </w:t>
       </w:r>
-      <w:hyperlink r:id="rId80">
-        <w:r>
-          <w:rPr>
-            <w:lang w:val="en_US" w:bidi="en_US"/>
-          </w:rPr>
-          <w:rPr>
-            <w:color w:val="0000EE"/>
-            <w:u w:val="single"/>
-          </w:rPr>
-          <w:t>REV 2:7</w:t>
-        </w:r>
-      </w:hyperlink>
+      <w:r>
+        <w:rPr>
+          <w:lang w:val="en_US" w:bidi="en_US"/>
+        </w:rPr>
+        <w:t>REV 2:7</w:t>
+      </w:r>
       <w:r>
         <w:rPr>
           <w:lang w:val="en_US" w:bidi="en_US"/>
         </w:rPr>
         <w:t xml:space="preserve"> and </w:t>
       </w:r>
-      <w:hyperlink r:id="rId81">
-        <w:r>
-          <w:rPr>
-            <w:lang w:val="en_US" w:bidi="en_US"/>
-          </w:rPr>
-          <w:rPr>
-            <w:color w:val="0000EE"/>
-            <w:u w:val="single"/>
-          </w:rPr>
-          <w:t>REV 22:2</w:t>
-        </w:r>
-      </w:hyperlink>
+      <w:r>
+        <w:rPr>
+          <w:lang w:val="en_US" w:bidi="en_US"/>
+        </w:rPr>
+        <w:t>REV 22:2</w:t>
+      </w:r>
       <w:r>
         <w:rPr>
           <w:lang w:val="en_US" w:bidi="en_US"/>
@@ -4872,126 +4440,84 @@
           <w:lang w:val="en_US" w:bidi="en_US"/>
         </w:rPr>
       </w:r>
-      <w:hyperlink r:id="rId63">
-        <w:r>
-          <w:rPr>
-            <w:lang w:val="en_US" w:bidi="en_US"/>
-          </w:rPr>
-          <w:rPr>
-            <w:color w:val="0000EE"/>
-            <w:u w:val="single"/>
-          </w:rPr>
-          <w:t>LUK 23:31</w:t>
-        </w:r>
-      </w:hyperlink>
-      <w:r>
-        <w:rPr>
-          <w:lang w:val="en_US" w:bidi="en_US"/>
-        </w:rPr>
-        <w:t xml:space="preserve"> · </w:t>
-      </w:r>
-      <w:hyperlink r:id="rId82">
-        <w:r>
-          <w:rPr>
-            <w:lang w:val="en_US" w:bidi="en_US"/>
-          </w:rPr>
-          <w:rPr>
-            <w:color w:val="0000EE"/>
-            <w:u w:val="single"/>
-          </w:rPr>
-          <w:t>GAL 3:13</w:t>
-        </w:r>
-      </w:hyperlink>
-      <w:r>
-        <w:rPr>
-          <w:lang w:val="en_US" w:bidi="en_US"/>
-        </w:rPr>
-        <w:t xml:space="preserve"> · </w:t>
-      </w:r>
-      <w:hyperlink r:id="rId80">
-        <w:r>
-          <w:rPr>
-            <w:lang w:val="en_US" w:bidi="en_US"/>
-          </w:rPr>
-          <w:rPr>
-            <w:color w:val="0000EE"/>
-            <w:u w:val="single"/>
-          </w:rPr>
-          <w:t>REV 2:7</w:t>
-        </w:r>
-      </w:hyperlink>
-      <w:r>
-        <w:rPr>
-          <w:lang w:val="en_US" w:bidi="en_US"/>
-        </w:rPr>
-        <w:t xml:space="preserve"> · </w:t>
-      </w:r>
-      <w:hyperlink r:id="rId81">
-        <w:r>
-          <w:rPr>
-            <w:lang w:val="en_US" w:bidi="en_US"/>
-          </w:rPr>
-          <w:rPr>
-            <w:color w:val="0000EE"/>
-            <w:u w:val="single"/>
-          </w:rPr>
-          <w:t>REV 22:2</w:t>
-        </w:r>
-      </w:hyperlink>
-      <w:r>
-        <w:rPr>
-          <w:lang w:val="en_US" w:bidi="en_US"/>
-        </w:rPr>
-        <w:t xml:space="preserve"> · </w:t>
-      </w:r>
-      <w:hyperlink r:id="rId81">
-        <w:r>
-          <w:rPr>
-            <w:lang w:val="en_US" w:bidi="en_US"/>
-          </w:rPr>
-          <w:rPr>
-            <w:color w:val="0000EE"/>
-            <w:u w:val="single"/>
-          </w:rPr>
-          <w:t>REV 22:2</w:t>
-        </w:r>
-      </w:hyperlink>
-      <w:r>
-        <w:rPr>
-          <w:lang w:val="en_US" w:bidi="en_US"/>
-        </w:rPr>
-        <w:t xml:space="preserve"> · </w:t>
-      </w:r>
-      <w:hyperlink r:id="rId83">
-        <w:r>
-          <w:rPr>
-            <w:lang w:val="en_US" w:bidi="en_US"/>
-          </w:rPr>
-          <w:rPr>
-            <w:color w:val="0000EE"/>
-            <w:u w:val="single"/>
-          </w:rPr>
-          <w:t>REV 22:14</w:t>
-        </w:r>
-      </w:hyperlink>
-      <w:r>
-        <w:rPr>
-          <w:lang w:val="en_US" w:bidi="en_US"/>
-        </w:rPr>
-        <w:t xml:space="preserve"> · </w:t>
-      </w:r>
-      <w:hyperlink r:id="rId84">
-        <w:r>
-          <w:rPr>
-            <w:lang w:val="en_US" w:bidi="en_US"/>
-          </w:rPr>
-          <w:rPr>
-            <w:color w:val="0000EE"/>
-            <w:u w:val="single"/>
-          </w:rPr>
-          <w:t>REV 22:19</w:t>
-        </w:r>
-      </w:hyperlink>
+      <w:r>
+        <w:rPr>
+          <w:lang w:val="en_US" w:bidi="en_US"/>
+        </w:rPr>
+        <w:t>LUK 23:31</w:t>
+      </w:r>
+      <w:r>
+        <w:rPr>
+          <w:lang w:val="en_US" w:bidi="en_US"/>
+        </w:rPr>
+        <w:t xml:space="preserve"> · </w:t>
+      </w:r>
+      <w:r>
+        <w:rPr>
+          <w:lang w:val="en_US" w:bidi="en_US"/>
+        </w:rPr>
+        <w:t>GAL 3:13</w:t>
+      </w:r>
+      <w:r>
+        <w:rPr>
+          <w:lang w:val="en_US" w:bidi="en_US"/>
+        </w:rPr>
+        <w:t xml:space="preserve"> · </w:t>
+      </w:r>
+      <w:r>
+        <w:rPr>
+          <w:lang w:val="en_US" w:bidi="en_US"/>
+        </w:rPr>
+        <w:t>REV 2:7</w:t>
+      </w:r>
+      <w:r>
+        <w:rPr>
+          <w:lang w:val="en_US" w:bidi="en_US"/>
+        </w:rPr>
+        <w:t xml:space="preserve"> · </w:t>
+      </w:r>
+      <w:r>
+        <w:rPr>
+          <w:lang w:val="en_US" w:bidi="en_US"/>
+        </w:rPr>
+        <w:t>REV 22:2</w:t>
+      </w:r>
+      <w:r>
+        <w:rPr>
+          <w:lang w:val="en_US" w:bidi="en_US"/>
+        </w:rPr>
+        <w:t xml:space="preserve"> · </w:t>
+      </w:r>
+      <w:r>
+        <w:rPr>
+          <w:lang w:val="en_US" w:bidi="en_US"/>
+        </w:rPr>
+        <w:t>REV 22:2</w:t>
+      </w:r>
+      <w:r>
+        <w:rPr>
+          <w:lang w:val="en_US" w:bidi="en_US"/>
+        </w:rPr>
+        <w:t xml:space="preserve"> · </w:t>
+      </w:r>
+      <w:r>
+        <w:rPr>
+          <w:lang w:val="en_US" w:bidi="en_US"/>
+        </w:rPr>
+        <w:t>REV 22:14</w:t>
+      </w:r>
+      <w:r>
+        <w:rPr>
+          <w:lang w:val="en_US" w:bidi="en_US"/>
+        </w:rPr>
+        <w:t xml:space="preserve"> · </w:t>
+      </w:r>
+      <w:r>
+        <w:rPr>
+          <w:lang w:val="en_US" w:bidi="en_US"/>
+        </w:rPr>
+        <w:t>REV 22:19</w:t>
+      </w:r>
     </w:p>
     <w:p>
       <w:pPr/>
@@ -5064,90 +4590,60 @@
           <w:lang w:val="en_US" w:bidi="en_US"/>
         </w:rPr>
       </w:r>
-      <w:hyperlink r:id="rId85">
-        <w:r>
-          <w:rPr>
-            <w:lang w:val="en_US" w:bidi="en_US"/>
-          </w:rPr>
-          <w:rPr>
-            <w:color w:val="0000EE"/>
-            <w:u w:val="single"/>
-          </w:rPr>
-          <w:t>MAT 26:47</w:t>
-        </w:r>
-      </w:hyperlink>
-      <w:r>
-        <w:rPr>
-          <w:lang w:val="en_US" w:bidi="en_US"/>
-        </w:rPr>
-        <w:t xml:space="preserve"> · </w:t>
-      </w:r>
-      <w:hyperlink r:id="rId86">
-        <w:r>
-          <w:rPr>
-            <w:lang w:val="en_US" w:bidi="en_US"/>
-          </w:rPr>
-          <w:rPr>
-            <w:color w:val="0000EE"/>
-            <w:u w:val="single"/>
-          </w:rPr>
-          <w:t>MAT 26:55</w:t>
-        </w:r>
-      </w:hyperlink>
-      <w:r>
-        <w:rPr>
-          <w:lang w:val="en_US" w:bidi="en_US"/>
-        </w:rPr>
-        <w:t xml:space="preserve"> · </w:t>
-      </w:r>
-      <w:hyperlink r:id="rId87">
-        <w:r>
-          <w:rPr>
-            <w:lang w:val="en_US" w:bidi="en_US"/>
-          </w:rPr>
-          <w:rPr>
-            <w:color w:val="0000EE"/>
-            <w:u w:val="single"/>
-          </w:rPr>
-          <w:t>MRK 14:43</w:t>
-        </w:r>
-      </w:hyperlink>
-      <w:r>
-        <w:rPr>
-          <w:lang w:val="en_US" w:bidi="en_US"/>
-        </w:rPr>
-        <w:t xml:space="preserve"> · </w:t>
-      </w:r>
-      <w:hyperlink r:id="rId88">
-        <w:r>
-          <w:rPr>
-            <w:lang w:val="en_US" w:bidi="en_US"/>
-          </w:rPr>
-          <w:rPr>
-            <w:color w:val="0000EE"/>
-            <w:u w:val="single"/>
-          </w:rPr>
-          <w:t>MRK 14:48</w:t>
-        </w:r>
-      </w:hyperlink>
-      <w:r>
-        <w:rPr>
-          <w:lang w:val="en_US" w:bidi="en_US"/>
-        </w:rPr>
-        <w:t xml:space="preserve"> · </w:t>
-      </w:r>
-      <w:hyperlink r:id="rId89">
-        <w:r>
-          <w:rPr>
-            <w:lang w:val="en_US" w:bidi="en_US"/>
-          </w:rPr>
-          <w:rPr>
-            <w:color w:val="0000EE"/>
-            <w:u w:val="single"/>
-          </w:rPr>
-          <w:t>LUK 22:52</w:t>
-        </w:r>
-      </w:hyperlink>
+      <w:r>
+        <w:rPr>
+          <w:lang w:val="en_US" w:bidi="en_US"/>
+        </w:rPr>
+        <w:t>MAT 26:47</w:t>
+      </w:r>
+      <w:r>
+        <w:rPr>
+          <w:lang w:val="en_US" w:bidi="en_US"/>
+        </w:rPr>
+        <w:t xml:space="preserve"> · </w:t>
+      </w:r>
+      <w:r>
+        <w:rPr>
+          <w:lang w:val="en_US" w:bidi="en_US"/>
+        </w:rPr>
+        <w:t>MAT 26:55</w:t>
+      </w:r>
+      <w:r>
+        <w:rPr>
+          <w:lang w:val="en_US" w:bidi="en_US"/>
+        </w:rPr>
+        <w:t xml:space="preserve"> · </w:t>
+      </w:r>
+      <w:r>
+        <w:rPr>
+          <w:lang w:val="en_US" w:bidi="en_US"/>
+        </w:rPr>
+        <w:t>MRK 14:43</w:t>
+      </w:r>
+      <w:r>
+        <w:rPr>
+          <w:lang w:val="en_US" w:bidi="en_US"/>
+        </w:rPr>
+        <w:t xml:space="preserve"> · </w:t>
+      </w:r>
+      <w:r>
+        <w:rPr>
+          <w:lang w:val="en_US" w:bidi="en_US"/>
+        </w:rPr>
+        <w:t>MRK 14:48</w:t>
+      </w:r>
+      <w:r>
+        <w:rPr>
+          <w:lang w:val="en_US" w:bidi="en_US"/>
+        </w:rPr>
+        <w:t xml:space="preserve"> · </w:t>
+      </w:r>
+      <w:r>
+        <w:rPr>
+          <w:lang w:val="en_US" w:bidi="en_US"/>
+        </w:rPr>
+        <w:t>LUK 22:52</w:t>
+      </w:r>
     </w:p>
     <w:p>
       <w:pPr/>
@@ -5232,18 +4728,12 @@
           <w:lang w:val="en_US" w:bidi="en_US"/>
         </w:rPr>
       </w:r>
-      <w:hyperlink r:id="rId90">
-        <w:r>
-          <w:rPr>
-            <w:lang w:val="en_US" w:bidi="en_US"/>
-          </w:rPr>
-          <w:rPr>
-            <w:color w:val="0000EE"/>
-            <w:u w:val="single"/>
-          </w:rPr>
-          <w:t>ACT 16:24</w:t>
-        </w:r>
-      </w:hyperlink>
+      <w:r>
+        <w:rPr>
+          <w:lang w:val="en_US" w:bidi="en_US"/>
+        </w:rPr>
+        <w:t>ACT 16:24</w:t>
+      </w:r>
     </w:p>
     <w:p>
       <w:pPr/>
@@ -5320,7 +4810,7 @@
         </w:rPr>
         <w:t xml:space="preserve">[a] ‘wood,’ </w:t>
       </w:r>
-      <w:hyperlink r:id="rId73">
+      <w:hyperlink r:id="rId20">
         <w:r>
           <w:rPr>
             <w:lang w:val="en_US" w:bidi="en_US"/>
@@ -5358,72 +4848,48 @@
           <w:lang w:val="en_US" w:bidi="en_US"/>
         </w:rPr>
       </w:r>
-      <w:hyperlink r:id="rId91">
-        <w:r>
-          <w:rPr>
-            <w:lang w:val="en_US" w:bidi="en_US"/>
-          </w:rPr>
-          <w:rPr>
-            <w:color w:val="0000EE"/>
-            <w:u w:val="single"/>
-          </w:rPr>
-          <w:t>ACT 5:30</w:t>
-        </w:r>
-      </w:hyperlink>
-      <w:r>
-        <w:rPr>
-          <w:lang w:val="en_US" w:bidi="en_US"/>
-        </w:rPr>
-        <w:t xml:space="preserve"> · </w:t>
-      </w:r>
-      <w:hyperlink r:id="rId92">
-        <w:r>
-          <w:rPr>
-            <w:lang w:val="en_US" w:bidi="en_US"/>
-          </w:rPr>
-          <w:rPr>
-            <w:color w:val="0000EE"/>
-            <w:u w:val="single"/>
-          </w:rPr>
-          <w:t>ACT 10:39</w:t>
-        </w:r>
-      </w:hyperlink>
-      <w:r>
-        <w:rPr>
-          <w:lang w:val="en_US" w:bidi="en_US"/>
-        </w:rPr>
-        <w:t xml:space="preserve"> · </w:t>
-      </w:r>
-      <w:hyperlink r:id="rId93">
-        <w:r>
-          <w:rPr>
-            <w:lang w:val="en_US" w:bidi="en_US"/>
-          </w:rPr>
-          <w:rPr>
-            <w:color w:val="0000EE"/>
-            <w:u w:val="single"/>
-          </w:rPr>
-          <w:t>ACT 13:29</w:t>
-        </w:r>
-      </w:hyperlink>
-      <w:r>
-        <w:rPr>
-          <w:lang w:val="en_US" w:bidi="en_US"/>
-        </w:rPr>
-        <w:t xml:space="preserve"> · </w:t>
-      </w:r>
-      <w:hyperlink r:id="rId94">
-        <w:r>
-          <w:rPr>
-            <w:lang w:val="en_US" w:bidi="en_US"/>
-          </w:rPr>
-          <w:rPr>
-            <w:color w:val="0000EE"/>
-            <w:u w:val="single"/>
-          </w:rPr>
-          <w:t>1PE 2:24</w:t>
-        </w:r>
-      </w:hyperlink>
+      <w:r>
+        <w:rPr>
+          <w:lang w:val="en_US" w:bidi="en_US"/>
+        </w:rPr>
+        <w:t>ACT 5:30</w:t>
+      </w:r>
+      <w:r>
+        <w:rPr>
+          <w:lang w:val="en_US" w:bidi="en_US"/>
+        </w:rPr>
+        <w:t xml:space="preserve"> · </w:t>
+      </w:r>
+      <w:r>
+        <w:rPr>
+          <w:lang w:val="en_US" w:bidi="en_US"/>
+        </w:rPr>
+        <w:t>ACT 10:39</w:t>
+      </w:r>
+      <w:r>
+        <w:rPr>
+          <w:lang w:val="en_US" w:bidi="en_US"/>
+        </w:rPr>
+        <w:t xml:space="preserve"> · </w:t>
+      </w:r>
+      <w:r>
+        <w:rPr>
+          <w:lang w:val="en_US" w:bidi="en_US"/>
+        </w:rPr>
+        <w:t>ACT 13:29</w:t>
+      </w:r>
+      <w:r>
+        <w:rPr>
+          <w:lang w:val="en_US" w:bidi="en_US"/>
+        </w:rPr>
+        <w:t xml:space="preserve"> · </w:t>
+      </w:r>
+      <w:r>
+        <w:rPr>
+          <w:lang w:val="en_US" w:bidi="en_US"/>
+        </w:rPr>
+        <w:t>1PE 2:24</w:t>
+      </w:r>
       <w:r>
         <w:rPr>
           <w:lang w:val="en_US" w:bidi="en_US"/>
@@ -5593,54 +5059,36 @@
           <w:lang w:val="en_US" w:bidi="en_US"/>
         </w:rPr>
       </w:r>
-      <w:hyperlink r:id="rId95">
-        <w:r>
-          <w:rPr>
-            <w:lang w:val="en_US" w:bidi="en_US"/>
-          </w:rPr>
-          <w:rPr>
-            <w:color w:val="0000EE"/>
-            <w:u w:val="single"/>
-          </w:rPr>
-          <w:t>ACT 21:24</w:t>
-        </w:r>
-      </w:hyperlink>
-      <w:r>
-        <w:rPr>
-          <w:lang w:val="en_US" w:bidi="en_US"/>
-        </w:rPr>
-        <w:t xml:space="preserve"> · </w:t>
-      </w:r>
-      <w:hyperlink r:id="rId96">
-        <w:r>
-          <w:rPr>
-            <w:lang w:val="en_US" w:bidi="en_US"/>
-          </w:rPr>
-          <w:rPr>
-            <w:color w:val="0000EE"/>
-            <w:u w:val="single"/>
-          </w:rPr>
-          <w:t>1CO 11:5</w:t>
-        </w:r>
-      </w:hyperlink>
-      <w:r>
-        <w:rPr>
-          <w:lang w:val="en_US" w:bidi="en_US"/>
-        </w:rPr>
-        <w:t xml:space="preserve"> · </w:t>
-      </w:r>
-      <w:hyperlink r:id="rId97">
-        <w:r>
-          <w:rPr>
-            <w:lang w:val="en_US" w:bidi="en_US"/>
-          </w:rPr>
-          <w:rPr>
-            <w:color w:val="0000EE"/>
-            <w:u w:val="single"/>
-          </w:rPr>
-          <w:t>1CO 11:6</w:t>
-        </w:r>
-      </w:hyperlink>
+      <w:r>
+        <w:rPr>
+          <w:lang w:val="en_US" w:bidi="en_US"/>
+        </w:rPr>
+        <w:t>ACT 21:24</w:t>
+      </w:r>
+      <w:r>
+        <w:rPr>
+          <w:lang w:val="en_US" w:bidi="en_US"/>
+        </w:rPr>
+        <w:t xml:space="preserve"> · </w:t>
+      </w:r>
+      <w:r>
+        <w:rPr>
+          <w:lang w:val="en_US" w:bidi="en_US"/>
+        </w:rPr>
+        <w:t>1CO 11:5</w:t>
+      </w:r>
+      <w:r>
+        <w:rPr>
+          <w:lang w:val="en_US" w:bidi="en_US"/>
+        </w:rPr>
+        <w:t xml:space="preserve"> · </w:t>
+      </w:r>
+      <w:r>
+        <w:rPr>
+          <w:lang w:val="en_US" w:bidi="en_US"/>
+        </w:rPr>
+        <w:t>1CO 11:6</w:t>
+      </w:r>
       <w:r>
         <w:rPr>
           <w:lang w:val="en_US" w:bidi="en_US"/>
